--- a/word-documents-courses/react-snooker-course/chapter-07-mastery-and-interviews/01-production-polish.docx
+++ b/word-documents-courses/react-snooker-course/chapter-07-mastery-and-interviews/01-production-polish.docx
@@ -5483,7 +5483,7 @@
     <w:rPr>
       <w:rFonts w:ascii="Roboto" w:cs="Roboto" w:eastAsia="Roboto" w:hAnsi="Roboto"/>
       <w:color w:val="1A1A1A"/>
-      <w:sz w:val="22"/>
+      <w:sz w:val="28"/>
     </w:rPr>
   </w:style>
   <w:style w:styleId="BodyText" w:type="paragraph">
@@ -5497,7 +5497,7 @@
     <w:rPr>
       <w:rFonts w:ascii="Roboto" w:cs="Roboto" w:eastAsia="Roboto" w:hAnsi="Roboto"/>
       <w:color w:val="1A1A1A"/>
-      <w:sz w:val="22"/>
+      <w:sz w:val="28"/>
     </w:rPr>
   </w:style>
   <w:style w:customStyle="1" w:styleId="FirstParagraph" w:type="paragraph">
@@ -5511,7 +5511,7 @@
     <w:rPr>
       <w:rFonts w:ascii="Roboto" w:cs="Roboto" w:eastAsia="Roboto" w:hAnsi="Roboto"/>
       <w:color w:val="1A1A1A"/>
-      <w:sz w:val="22"/>
+      <w:sz w:val="28"/>
     </w:rPr>
   </w:style>
   <w:style w:customStyle="1" w:styleId="Compact" w:type="paragraph">
@@ -5524,7 +5524,7 @@
     <w:rPr>
       <w:rFonts w:ascii="Roboto" w:cs="Roboto" w:eastAsia="Roboto" w:hAnsi="Roboto"/>
       <w:color w:val="1A1A1A"/>
-      <w:sz w:val="22"/>
+      <w:sz w:val="28"/>
     </w:rPr>
   </w:style>
   <w:style w:styleId="Title" w:type="paragraph">
@@ -5544,7 +5544,7 @@
       <w:rFonts w:ascii="Roboto" w:asciiTheme="majorHAnsi" w:cs="Roboto" w:cstheme="majorBidi" w:eastAsia="Roboto" w:eastAsiaTheme="majorEastAsia" w:hAnsi="Roboto" w:hAnsiTheme="majorHAnsi"/>
       <w:b/>
       <w:color w:val="1F3A5F"/>
-      <w:sz w:val="64"/>
+      <w:sz w:val="72"/>
       <w:szCs w:val="56"/>
     </w:rPr>
   </w:style>
@@ -5579,7 +5579,7 @@
       <w:i w:val="0"/>
       <w:color w:val="555555"/>
       <w:spacing w:val="15"/>
-      <w:sz w:val="32"/>
+      <w:sz w:val="40"/>
       <w:szCs w:val="28"/>
     </w:rPr>
   </w:style>
@@ -5686,7 +5686,7 @@
       <w:rFonts w:ascii="Roboto" w:asciiTheme="majorHAnsi" w:cs="Roboto" w:cstheme="majorBidi" w:eastAsia="Roboto" w:eastAsiaTheme="majorEastAsia" w:hAnsi="Roboto" w:hAnsiTheme="majorHAnsi"/>
       <w:b/>
       <w:color w:val="1F3A5F"/>
-      <w:sz w:val="48"/>
+      <w:sz w:val="56"/>
       <w:szCs w:val="40"/>
     </w:rPr>
   </w:style>
@@ -5710,7 +5710,7 @@
       <w:rFonts w:ascii="Roboto" w:asciiTheme="majorHAnsi" w:cs="Roboto" w:cstheme="majorBidi" w:eastAsia="Roboto" w:eastAsiaTheme="majorEastAsia" w:hAnsi="Roboto" w:hAnsiTheme="majorHAnsi"/>
       <w:b/>
       <w:color w:val="2E5A88"/>
-      <w:sz w:val="36"/>
+      <w:sz w:val="44"/>
       <w:szCs w:val="32"/>
     </w:rPr>
   </w:style>
@@ -5734,7 +5734,7 @@
       <w:rFonts w:ascii="Roboto" w:cs="Roboto" w:cstheme="majorBidi" w:eastAsia="Roboto" w:eastAsiaTheme="majorEastAsia" w:hAnsi="Roboto"/>
       <w:b/>
       <w:color w:val="3D7AB8"/>
-      <w:sz w:val="28"/>
+      <w:sz w:val="36"/>
       <w:szCs w:val="28"/>
     </w:rPr>
   </w:style>
@@ -5760,7 +5760,7 @@
       <w:i/>
       <w:iCs/>
       <w:color w:val="5A5A5A"/>
-      <w:sz w:val="24"/>
+      <w:sz w:val="32"/>
     </w:rPr>
   </w:style>
   <w:style w:styleId="Heading5" w:type="paragraph">
@@ -5784,7 +5784,7 @@
       <w:b/>
       <w:i/>
       <w:color w:val="5A5A5A"/>
-      <w:sz w:val="22"/>
+      <w:sz w:val="28"/>
     </w:rPr>
   </w:style>
   <w:style w:styleId="Heading6" w:type="paragraph">
@@ -5808,7 +5808,7 @@
       <w:i/>
       <w:iCs/>
       <w:color w:val="5A5A5A"/>
-      <w:sz w:val="22"/>
+      <w:sz w:val="28"/>
     </w:rPr>
   </w:style>
   <w:style w:styleId="Heading7" w:type="paragraph">
@@ -6119,7 +6119,7 @@
     <w:rPr>
       <w:rFonts w:ascii="Roboto Mono" w:cs="Roboto Mono" w:eastAsia="Roboto Mono" w:hAnsi="Roboto Mono"/>
       <w:color w:val="1F3A5F"/>
-      <w:sz w:val="20"/>
+      <w:sz w:val="26"/>
     </w:rPr>
   </w:style>
   <w:style w:customStyle="1" w:styleId="SectionNumber" w:type="character">
@@ -6168,7 +6168,7 @@
     <w:rPr>
       <w:rFonts w:ascii="Roboto Mono" w:cs="Roboto Mono" w:eastAsia="Roboto Mono" w:hAnsi="Roboto Mono"/>
       <w:color w:val="1A1A1A"/>
-      <w:sz w:val="18"/>
+      <w:sz w:val="24"/>
     </w:rPr>
   </w:style>
   <w:style w:type="character" w:customStyle="1" w:styleId="KeywordTok">
